--- a/therapy-protocols/Shoulder-Biceps-Tenodesis.docx
+++ b/therapy-protocols/Shoulder-Biceps-Tenodesis.docx
@@ -4,7 +4,7 @@
   <w:body>
     <w:p>
       <w:pPr>
-        <w:spacing w:before="0" w:after="40" w:line="264" w:lineRule="exact"/>
+        <w:spacing w:before="0" w:after="60" w:line="269" w:lineRule="exact"/>
         <w:jc w:val="center"/>
       </w:pPr>
       <w:r>
@@ -18,7 +18,7 @@
     </w:p>
     <w:p>
       <w:pPr>
-        <w:spacing w:before="0" w:after="40" w:line="176" w:lineRule="exact"/>
+        <w:spacing w:before="0" w:after="20" w:line="179" w:lineRule="exact"/>
         <w:jc w:val="left"/>
       </w:pPr>
       <w:r>
@@ -27,26 +27,26 @@
           <w:i w:val="0"/>
           <w:sz w:val="16"/>
         </w:rPr>
-        <w:t>Name: _______________________  Date of Surgery: ___________  Frequency: 2-3x/week</w:t>
+        <w:t>Name: _____________________  Diagnosis: _____________________  Date of Surgery: ____________</w:t>
       </w:r>
     </w:p>
     <w:p>
       <w:pPr>
-        <w:spacing w:before="40" w:after="20" w:line="220" w:lineRule="exact"/>
+        <w:spacing w:before="0" w:after="60" w:line="179" w:lineRule="exact"/>
         <w:jc w:val="left"/>
       </w:pPr>
       <w:r>
         <w:rPr>
-          <w:b/>
+          <w:b w:val="0"/>
           <w:i w:val="0"/>
-          <w:sz w:val="20"/>
+          <w:sz w:val="16"/>
         </w:rPr>
-        <w:t>Weeks 1-2:</w:t>
+        <w:t>Frequency: 2-3 times / week</w:t>
       </w:r>
     </w:p>
     <w:p>
       <w:pPr>
-        <w:spacing w:before="0" w:after="40" w:line="198" w:lineRule="exact"/>
+        <w:spacing w:before="0" w:after="40" w:line="202" w:lineRule="exact"/>
         <w:jc w:val="left"/>
       </w:pPr>
       <w:r>
@@ -55,12 +55,68 @@
           <w:i w:val="0"/>
           <w:sz w:val="18"/>
         </w:rPr>
-        <w:t>Period of Protection Sling: Must wear at all times except for hygiene. Range of Motion: No shoulder ROM. Elbow/forearm/wrist/hand motion ONLY. No active elbow flexion against resistance for 6 weeks (biceps is healing). Exercises: Pendulums, grip strengthening.</w:t>
+        <w:t>Weeks 1-2: Period of Protection</w:t>
       </w:r>
     </w:p>
     <w:p>
       <w:pPr>
-        <w:spacing w:before="40" w:after="20" w:line="220" w:lineRule="exact"/>
+        <w:spacing w:before="0" w:after="40" w:line="202" w:lineRule="exact"/>
+        <w:jc w:val="left"/>
+      </w:pPr>
+      <w:r>
+        <w:rPr>
+          <w:b w:val="0"/>
+          <w:i w:val="0"/>
+          <w:sz w:val="18"/>
+        </w:rPr>
+        <w:t>Sling: Must wear at all times except for hygiene.</w:t>
+      </w:r>
+    </w:p>
+    <w:p>
+      <w:pPr>
+        <w:spacing w:before="0" w:after="40" w:line="202" w:lineRule="exact"/>
+        <w:jc w:val="left"/>
+      </w:pPr>
+      <w:r>
+        <w:rPr>
+          <w:b w:val="0"/>
+          <w:i w:val="0"/>
+          <w:sz w:val="18"/>
+        </w:rPr>
+        <w:t>Range of Motion: No shoulder ROM. Elbow/forearm/wrist/hand motion ONLY.</w:t>
+      </w:r>
+    </w:p>
+    <w:p>
+      <w:pPr>
+        <w:spacing w:before="0" w:after="40" w:line="202" w:lineRule="exact"/>
+        <w:jc w:val="left"/>
+      </w:pPr>
+      <w:r>
+        <w:rPr>
+          <w:b w:val="0"/>
+          <w:i w:val="0"/>
+          <w:sz w:val="18"/>
+        </w:rPr>
+        <w:t>No active elbow flexion against resistance for 6 weeks (biceps is healing).</w:t>
+      </w:r>
+    </w:p>
+    <w:p>
+      <w:pPr>
+        <w:spacing w:before="0" w:after="40" w:line="202" w:lineRule="exact"/>
+        <w:jc w:val="left"/>
+      </w:pPr>
+      <w:r>
+        <w:rPr>
+          <w:b w:val="0"/>
+          <w:i w:val="0"/>
+          <w:sz w:val="18"/>
+        </w:rPr>
+        <w:t>Exercises: Pendulums, grip strengthening.</w:t>
+      </w:r>
+    </w:p>
+    <w:p>
+      <w:pPr>
+        <w:spacing w:before="60" w:after="20" w:line="224" w:lineRule="exact"/>
         <w:jc w:val="left"/>
       </w:pPr>
       <w:r>
@@ -74,7 +130,7 @@
     </w:p>
     <w:p>
       <w:pPr>
-        <w:spacing w:before="0" w:after="40" w:line="198" w:lineRule="exact"/>
+        <w:spacing w:before="0" w:after="40" w:line="202" w:lineRule="exact"/>
         <w:jc w:val="left"/>
       </w:pPr>
       <w:r>
@@ -83,12 +139,54 @@
           <w:i w:val="0"/>
           <w:sz w:val="18"/>
         </w:rPr>
-        <w:t>Sling: Continue wearing at all times except hygiene. Range of Motion: True PROM only. Passive FF to 90°, ER to 40° at side. No active elbow flexion against resistance. Continue pendulums, scapular exercises in sling.</w:t>
+        <w:t>Sling: Continue wearing at all times except hygiene.</w:t>
       </w:r>
     </w:p>
     <w:p>
       <w:pPr>
-        <w:spacing w:before="40" w:after="20" w:line="220" w:lineRule="exact"/>
+        <w:spacing w:before="0" w:after="40" w:line="202" w:lineRule="exact"/>
+        <w:jc w:val="left"/>
+      </w:pPr>
+      <w:r>
+        <w:rPr>
+          <w:b w:val="0"/>
+          <w:i w:val="0"/>
+          <w:sz w:val="18"/>
+        </w:rPr>
+        <w:t>Range of Motion: True PROM only. Passive FF to 90°, ER to 40° at side.</w:t>
+      </w:r>
+    </w:p>
+    <w:p>
+      <w:pPr>
+        <w:spacing w:before="0" w:after="40" w:line="202" w:lineRule="exact"/>
+        <w:jc w:val="left"/>
+      </w:pPr>
+      <w:r>
+        <w:rPr>
+          <w:b w:val="0"/>
+          <w:i w:val="0"/>
+          <w:sz w:val="18"/>
+        </w:rPr>
+        <w:t>No active elbow flexion against resistance.</w:t>
+      </w:r>
+    </w:p>
+    <w:p>
+      <w:pPr>
+        <w:spacing w:before="0" w:after="40" w:line="202" w:lineRule="exact"/>
+        <w:jc w:val="left"/>
+      </w:pPr>
+      <w:r>
+        <w:rPr>
+          <w:b w:val="0"/>
+          <w:i w:val="0"/>
+          <w:sz w:val="18"/>
+        </w:rPr>
+        <w:t>Continue pendulums, scapular exercises in sling.</w:t>
+      </w:r>
+    </w:p>
+    <w:p>
+      <w:pPr>
+        <w:spacing w:before="60" w:after="20" w:line="224" w:lineRule="exact"/>
         <w:jc w:val="left"/>
       </w:pPr>
       <w:r>
@@ -102,7 +200,7 @@
     </w:p>
     <w:p>
       <w:pPr>
-        <w:spacing w:before="0" w:after="40" w:line="198" w:lineRule="exact"/>
+        <w:spacing w:before="0" w:after="40" w:line="202" w:lineRule="exact"/>
         <w:jc w:val="left"/>
       </w:pPr>
       <w:r>
@@ -111,12 +209,40 @@
           <w:i w:val="0"/>
           <w:sz w:val="18"/>
         </w:rPr>
-        <w:t>Discontinue sling at 6 weeks. Range of Motion: Progress PROM and begin AAROM. Progress to AROM by 8 weeks. Begin GENTLE active elbow flexion (no resistance) at 6 weeks.</w:t>
+        <w:t>Discontinue sling at 6 weeks.</w:t>
       </w:r>
     </w:p>
     <w:p>
       <w:pPr>
-        <w:spacing w:before="40" w:after="20" w:line="220" w:lineRule="exact"/>
+        <w:spacing w:before="0" w:after="40" w:line="202" w:lineRule="exact"/>
+        <w:jc w:val="left"/>
+      </w:pPr>
+      <w:r>
+        <w:rPr>
+          <w:b w:val="0"/>
+          <w:i w:val="0"/>
+          <w:sz w:val="18"/>
+        </w:rPr>
+        <w:t>Range of Motion: Progress PROM and begin AAROM. Progress to AROM by 8 weeks.</w:t>
+      </w:r>
+    </w:p>
+    <w:p>
+      <w:pPr>
+        <w:spacing w:before="0" w:after="40" w:line="202" w:lineRule="exact"/>
+        <w:jc w:val="left"/>
+      </w:pPr>
+      <w:r>
+        <w:rPr>
+          <w:b w:val="0"/>
+          <w:i w:val="0"/>
+          <w:sz w:val="18"/>
+        </w:rPr>
+        <w:t>Begin GENTLE active elbow flexion (no resistance) at 6 weeks.</w:t>
+      </w:r>
+    </w:p>
+    <w:p>
+      <w:pPr>
+        <w:spacing w:before="60" w:after="20" w:line="224" w:lineRule="exact"/>
         <w:jc w:val="left"/>
       </w:pPr>
       <w:r>
@@ -130,7 +256,7 @@
     </w:p>
     <w:p>
       <w:pPr>
-        <w:spacing w:before="0" w:after="40" w:line="198" w:lineRule="exact"/>
+        <w:spacing w:before="0" w:after="40" w:line="202" w:lineRule="exact"/>
         <w:jc w:val="left"/>
       </w:pPr>
       <w:r>
@@ -139,12 +265,40 @@
           <w:i w:val="0"/>
           <w:sz w:val="18"/>
         </w:rPr>
-        <w:t>Progress to full AROM. Begin isometric exercises. Begin gentle resistance for elbow flexion at 8-10 weeks.</w:t>
+        <w:t>Progress to full AROM.</w:t>
       </w:r>
     </w:p>
     <w:p>
       <w:pPr>
-        <w:spacing w:before="40" w:after="20" w:line="220" w:lineRule="exact"/>
+        <w:spacing w:before="0" w:after="40" w:line="202" w:lineRule="exact"/>
+        <w:jc w:val="left"/>
+      </w:pPr>
+      <w:r>
+        <w:rPr>
+          <w:b w:val="0"/>
+          <w:i w:val="0"/>
+          <w:sz w:val="18"/>
+        </w:rPr>
+        <w:t>Begin isometric exercises.</w:t>
+      </w:r>
+    </w:p>
+    <w:p>
+      <w:pPr>
+        <w:spacing w:before="0" w:after="40" w:line="202" w:lineRule="exact"/>
+        <w:jc w:val="left"/>
+      </w:pPr>
+      <w:r>
+        <w:rPr>
+          <w:b w:val="0"/>
+          <w:i w:val="0"/>
+          <w:sz w:val="18"/>
+        </w:rPr>
+        <w:t>Begin gentle resistance for elbow flexion at 8-10 weeks.</w:t>
+      </w:r>
+    </w:p>
+    <w:p>
+      <w:pPr>
+        <w:spacing w:before="60" w:after="20" w:line="224" w:lineRule="exact"/>
         <w:jc w:val="left"/>
       </w:pPr>
       <w:r>
@@ -158,7 +312,7 @@
     </w:p>
     <w:p>
       <w:pPr>
-        <w:spacing w:before="0" w:after="40" w:line="198" w:lineRule="exact"/>
+        <w:spacing w:before="0" w:after="40" w:line="202" w:lineRule="exact"/>
         <w:jc w:val="left"/>
       </w:pPr>
       <w:r>
@@ -167,12 +321,40 @@
           <w:i w:val="0"/>
           <w:sz w:val="18"/>
         </w:rPr>
-        <w:t>Begin resistance exercises with elastic bands / light weights (1-5 lbs). Progress strengthening of rotator cuff, deltoid, scapular stabilizers, and biceps. Sports-related rehab at 4.5 months; full return at 6 months.</w:t>
+        <w:t>Begin resistance exercises with elastic bands / light weights (1-5 lbs).</w:t>
       </w:r>
     </w:p>
     <w:p>
       <w:pPr>
-        <w:spacing w:before="60" w:after="20" w:line="154" w:lineRule="exact"/>
+        <w:spacing w:before="0" w:after="40" w:line="202" w:lineRule="exact"/>
+        <w:jc w:val="left"/>
+      </w:pPr>
+      <w:r>
+        <w:rPr>
+          <w:b w:val="0"/>
+          <w:i w:val="0"/>
+          <w:sz w:val="18"/>
+        </w:rPr>
+        <w:t>Progress strengthening of rotator cuff, deltoid, scapular stabilizers, and biceps.</w:t>
+      </w:r>
+    </w:p>
+    <w:p>
+      <w:pPr>
+        <w:spacing w:before="0" w:after="40" w:line="202" w:lineRule="exact"/>
+        <w:jc w:val="left"/>
+      </w:pPr>
+      <w:r>
+        <w:rPr>
+          <w:b w:val="0"/>
+          <w:i w:val="0"/>
+          <w:sz w:val="18"/>
+        </w:rPr>
+        <w:t>Sports-related rehab at 4.5 months; full return at 6 months.</w:t>
+      </w:r>
+    </w:p>
+    <w:p>
+      <w:pPr>
+        <w:spacing w:before="60" w:after="20" w:line="157" w:lineRule="exact"/>
         <w:jc w:val="left"/>
       </w:pPr>
       <w:r>
@@ -186,7 +368,21 @@
     </w:p>
     <w:p>
       <w:pPr>
-        <w:spacing w:before="0" w:after="0" w:line="176" w:lineRule="exact"/>
+        <w:spacing w:before="60" w:after="0" w:line="134" w:lineRule="exact"/>
+        <w:jc w:val="left"/>
+      </w:pPr>
+      <w:r>
+        <w:rPr>
+          <w:b w:val="0"/>
+          <w:i/>
+          <w:sz w:val="12"/>
+        </w:rPr>
+        <w:t>Primary Reference: Nho SJ et al. Long head of the biceps tendinopathy: diagnosis and management. J Am Acad Orthop Surg, 2010.</w:t>
+      </w:r>
+    </w:p>
+    <w:p>
+      <w:pPr>
+        <w:spacing w:before="80" w:after="0" w:line="179" w:lineRule="exact"/>
         <w:jc w:val="left"/>
       </w:pPr>
       <w:r>
@@ -195,7 +391,7 @@
           <w:i w:val="0"/>
           <w:sz w:val="16"/>
         </w:rPr>
-        <w:t>Signature: _____________________________  Date: ______________</w:t>
+        <w:t>Signature: _____________________________   Date: ______________</w:t>
       </w:r>
     </w:p>
     <w:sectPr>
